--- a/course_development/domains/active_inference_organizations/01_organizational_systems/04_cognition/output/lab-protocols/04_cognition-lab.docx
+++ b/course_development/domains/active_inference_organizations/01_organizational_systems/04_cognition/output/lab-protocols/04_cognition-lab.docx
@@ -4,32 +4,77 @@
   <w:body>
     <w:p>
       <w:r>
-        <w:t>Lab: Exploring Cognition</w:t>
+        <w:t>Lab: Strategic Assumption Audit</w:t>
       </w:r>
     </w:p>
     <w:p>
       <w:r>
-        <w:t>Objective</w:t>
+        <w:t>Objectives</w:t>
       </w:r>
     </w:p>
     <w:p>
       <w:r>
-        <w:t>Design and simulate a simple agent that demonstrates the principles of Cognition .</w:t>
+        <w:t>Learning Goal: Surface, categorize, and stress-test the implicit beliefs driving your organization's strategy.</w:t>
       </w:r>
     </w:p>
     <w:p>
       <w:r>
-        <w:t>Prerequisites</w:t>
+        <w:t>Part 1: Elicit Assumptions (15 min)</w:t>
       </w:r>
     </w:p>
     <w:p>
       <w:r>
-        <w:t>Basic understanding of Python or a relevant simulation tool.  Familiarity with the formal definition of Cognition.   Steps</w:t>
+        <w:t>List the top 8–10 beliefs your organization holds about its environment:</w:t>
       </w:r>
     </w:p>
     <w:p>
       <w:r>
-        <w:t>Define the Environment : Create a simple grid world or state space relevant to Organizations.  Define the Agent : Specify the agent's generative model, focusing on Cognition.  Simulation : Run the agent for 100 timesteps.  Perturbation : Introduce a specific challenge to Cognition (e.g., increased noise, occlusion).  Analysis : Plot the Free Energy over time. Does the agent successfully adapt?   Discussion Requirements</w:t>
+        <w:t>#  Assumption  Category (Customer/Market/Competitor/Capability/Causal)  Strength (1–5)      1       2       3       4       5        Write your response here   Part 2: Classify (10 min)</w:t>
+      </w:r>
+    </w:p>
+    <w:p>
+      <w:r>
+        <w:t>For each assumption, classify along two dimensions:</w:t>
+      </w:r>
+    </w:p>
+    <w:p>
+      <w:r>
+        <w:t>Assumption #  Critical to strategy? (Y/N)  Testable? (Y/N)  Priority (Critical+Testable = HIGH)      1       2       3       4       5        Write your response here   Part 3: Challenge (15 min)</w:t>
+      </w:r>
+    </w:p>
+    <w:p>
+      <w:r>
+        <w:t>For the top 3 highest-priority assumptions, answer:</w:t>
+      </w:r>
+    </w:p>
+    <w:p>
+      <w:r>
+        <w:t>Assumption 1: _ _ _ ___</w:t>
+      </w:r>
+    </w:p>
+    <w:p>
+      <w:r>
+        <w:t>Question  Answer      What evidence supports this?     What evidence contradicts this?     What would change your mind?     When was this assumption last tested?     What is the cost if this assumption is wrong?      Assumption 2: _ _ _ ___</w:t>
+      </w:r>
+    </w:p>
+    <w:p>
+      <w:r>
+        <w:t>Question  Answer      What evidence supports this?     What evidence contradicts this?     What would change your mind?     When was this assumption last tested?     What is the cost if this assumption is wrong?      Assumption 3: _ _ _ ___</w:t>
+      </w:r>
+    </w:p>
+    <w:p>
+      <w:r>
+        <w:t>Question  Answer      What evidence supports this?     What evidence contradicts this?     What would change your mind?     When was this assumption last tested?     What is the cost if this assumption is wrong?      Write your response here   Part 4: Design Tests (15 min)</w:t>
+      </w:r>
+    </w:p>
+    <w:p>
+      <w:r>
+        <w:t>For each challenged assumption, design a test:</w:t>
+      </w:r>
+    </w:p>
+    <w:p>
+      <w:r>
+        <w:t>Assumption  Test Design (experiment, research, analysis)  Timeline  Cost  Success Criteria                            Write your response here   Part 5: Synthesis</w:t>
       </w:r>
     </w:p>
     <w:sectPr>
